--- a/Sumit_Kalra_Background_Summary.docx
+++ b/Sumit_Kalra_Background_Summary.docx
@@ -65,56 +65,45 @@
           <w:sz w:val="21"/>
           <w:szCs w:val="21"/>
         </w:rPr>
-        <w:t xml:space="preserve">Senior IT professional with 15+ years of experience in enterprise application design, architecture, and delivery across </w:t>
-      </w:r>
-      <w:proofErr w:type="spellStart"/>
-      <w:r>
-        <w:rPr>
-          <w:sz w:val="21"/>
-          <w:szCs w:val="21"/>
-        </w:rPr>
-        <w:t>GovTech</w:t>
-      </w:r>
-      <w:proofErr w:type="spellEnd"/>
-      <w:r>
-        <w:rPr>
-          <w:sz w:val="21"/>
-          <w:szCs w:val="21"/>
-        </w:rPr>
-        <w:t>, private banking, and insurance domains.</w:t>
-      </w:r>
-    </w:p>
-    <w:p>
-      <w:pPr>
-        <w:pStyle w:val="ListParagraph"/>
-        <w:numPr>
-          <w:ilvl w:val="0"/>
-          <w:numId w:val="2"/>
-        </w:numPr>
-        <w:spacing w:after="90"/>
-      </w:pPr>
-      <w:r>
-        <w:rPr>
-          <w:sz w:val="21"/>
-          <w:szCs w:val="21"/>
-        </w:rPr>
-        <w:t xml:space="preserve">3 years of hands-on, applied experience designing and building agentic AI systems using </w:t>
-      </w:r>
-      <w:proofErr w:type="spellStart"/>
-      <w:r>
-        <w:rPr>
-          <w:sz w:val="21"/>
-          <w:szCs w:val="21"/>
-        </w:rPr>
-        <w:t>LangChain</w:t>
-      </w:r>
-      <w:proofErr w:type="spellEnd"/>
-      <w:r>
-        <w:rPr>
-          <w:sz w:val="21"/>
-          <w:szCs w:val="21"/>
-        </w:rPr>
-        <w:t xml:space="preserve"> </w:t>
+        <w:t>Senior IT professional with 15+ years of experience in enterprise application design, architecture, and delivery across GovTech, private banking, and insurance domains.</w:t>
+      </w:r>
+    </w:p>
+    <w:p>
+      <w:pPr>
+        <w:pStyle w:val="ListParagraph"/>
+        <w:numPr>
+          <w:ilvl w:val="0"/>
+          <w:numId w:val="2"/>
+        </w:numPr>
+        <w:spacing w:after="90"/>
+      </w:pPr>
+      <w:r>
+        <w:rPr>
+          <w:sz w:val="21"/>
+          <w:szCs w:val="21"/>
+        </w:rPr>
+        <w:t xml:space="preserve">Working as Senior Agentic AI Engineer with </w:t>
+      </w:r>
+      <w:r>
+        <w:rPr>
+          <w:sz w:val="21"/>
+          <w:szCs w:val="21"/>
+        </w:rPr>
+        <w:t>3</w:t>
+      </w:r>
+      <w:r>
+        <w:rPr>
+          <w:sz w:val="21"/>
+          <w:szCs w:val="21"/>
+        </w:rPr>
+        <w:t>+</w:t>
+      </w:r>
+      <w:r>
+        <w:rPr>
+          <w:sz w:val="21"/>
+          <w:szCs w:val="21"/>
+        </w:rPr>
+        <w:t xml:space="preserve"> years of hands-on, applied experience designing and building agentic AI systems using LangChain </w:t>
       </w:r>
       <w:r>
         <w:rPr>
@@ -264,23 +253,7 @@
           <w:sz w:val="21"/>
           <w:szCs w:val="21"/>
         </w:rPr>
-        <w:t xml:space="preserve">Currently pursuing an Executive Diploma in Machine Learning &amp; AI (IIIT Bangalore &amp; </w:t>
-      </w:r>
-      <w:proofErr w:type="spellStart"/>
-      <w:r>
-        <w:rPr>
-          <w:sz w:val="21"/>
-          <w:szCs w:val="21"/>
-        </w:rPr>
-        <w:t>upGrad</w:t>
-      </w:r>
-      <w:proofErr w:type="spellEnd"/>
-      <w:r>
-        <w:rPr>
-          <w:sz w:val="21"/>
-          <w:szCs w:val="21"/>
-        </w:rPr>
-        <w:t>, Aug 2025 – Jan 2027).</w:t>
+        <w:t>Currently pursuing an Executive Diploma in Machine Learning &amp; AI (IIIT Bangalore &amp; upGrad, Aug 2025 – Jan 2027).</w:t>
       </w:r>
     </w:p>
     <w:p>
@@ -486,30 +459,7 @@
           <w:sz w:val="21"/>
           <w:szCs w:val="21"/>
         </w:rPr>
-        <w:t>Worked as Technical</w:t>
-      </w:r>
-      <w:r>
-        <w:rPr>
-          <w:sz w:val="21"/>
-          <w:szCs w:val="21"/>
-        </w:rPr>
-        <w:t xml:space="preserve"> Architect at Accenture Pte Ltd, working on </w:t>
-      </w:r>
-      <w:proofErr w:type="spellStart"/>
-      <w:r>
-        <w:rPr>
-          <w:sz w:val="21"/>
-          <w:szCs w:val="21"/>
-        </w:rPr>
-        <w:t>GovTech</w:t>
-      </w:r>
-      <w:proofErr w:type="spellEnd"/>
-      <w:r>
-        <w:rPr>
-          <w:sz w:val="21"/>
-          <w:szCs w:val="21"/>
-        </w:rPr>
-        <w:t xml:space="preserve"> Singapore's platform (2024 – 2026).</w:t>
+        <w:t>Worked as Technical Architect at Accenture Pte Ltd, working on GovTech Singapore's platform (2024 – 2026).</w:t>
       </w:r>
     </w:p>
     <w:p>
@@ -823,23 +773,7 @@
           <w:sz w:val="21"/>
           <w:szCs w:val="21"/>
         </w:rPr>
-        <w:t xml:space="preserve">Consistent history of client appreciation for solution quality and responsiveness on the </w:t>
-      </w:r>
-      <w:proofErr w:type="spellStart"/>
-      <w:r>
-        <w:rPr>
-          <w:sz w:val="21"/>
-          <w:szCs w:val="21"/>
-        </w:rPr>
-        <w:t>GovTech</w:t>
-      </w:r>
-      <w:proofErr w:type="spellEnd"/>
-      <w:r>
-        <w:rPr>
-          <w:sz w:val="21"/>
-          <w:szCs w:val="21"/>
-        </w:rPr>
-        <w:t xml:space="preserve"> IRIS platform.</w:t>
+        <w:t>Consistent history of client appreciation for solution quality and responsiveness on the GovTech IRIS platform.</w:t>
       </w:r>
     </w:p>
     <w:p>
@@ -909,39 +843,7 @@
           <w:sz w:val="21"/>
           <w:szCs w:val="21"/>
         </w:rPr>
-        <w:t xml:space="preserve">Agentic AI Coding Agent (Accenture / </w:t>
-      </w:r>
-      <w:proofErr w:type="spellStart"/>
-      <w:r>
-        <w:rPr>
-          <w:sz w:val="21"/>
-          <w:szCs w:val="21"/>
-        </w:rPr>
-        <w:t>GovTech</w:t>
-      </w:r>
-      <w:proofErr w:type="spellEnd"/>
-      <w:r>
-        <w:rPr>
-          <w:sz w:val="21"/>
-          <w:szCs w:val="21"/>
-        </w:rPr>
-        <w:t xml:space="preserve">): Designed and built an autonomous coding agent using </w:t>
-      </w:r>
-      <w:proofErr w:type="spellStart"/>
-      <w:r>
-        <w:rPr>
-          <w:sz w:val="21"/>
-          <w:szCs w:val="21"/>
-        </w:rPr>
-        <w:t>LangChain</w:t>
-      </w:r>
-      <w:proofErr w:type="spellEnd"/>
-      <w:r>
-        <w:rPr>
-          <w:sz w:val="21"/>
-          <w:szCs w:val="21"/>
-        </w:rPr>
-        <w:t xml:space="preserve"> and the OpenAI Agents SDK.</w:t>
+        <w:t>Agentic AI Coding Agent (Accenture / GovTech): Designed and built an autonomous coding agent using LangChain and the OpenAI Agents SDK.</w:t>
       </w:r>
     </w:p>
     <w:p>
@@ -1303,25 +1205,31 @@
         </w:rPr>
         <w:t xml:space="preserve">– </w:t>
       </w:r>
-      <w:proofErr w:type="spellStart"/>
       <w:r>
         <w:rPr>
           <w:rFonts w:ascii="Calibri Light" w:eastAsia="Cambria" w:hAnsi="Calibri Light" w:cs="Calibri Light"/>
         </w:rPr>
-        <w:t>LangChain</w:t>
-      </w:r>
-      <w:proofErr w:type="spellEnd"/>
+        <w:t>LangChain, OpenAI Agents SDK, Low Code Platforms</w:t>
+      </w:r>
       <w:r>
         <w:rPr>
           <w:rFonts w:ascii="Calibri Light" w:eastAsia="Cambria" w:hAnsi="Calibri Light" w:cs="Calibri Light"/>
         </w:rPr>
-        <w:t>, OpenAI Agents SDK, Low Code Platforms</w:t>
-      </w:r>
-      <w:r>
+        <w:t>, Case Management, BPM Architecture</w:t>
+      </w:r>
+    </w:p>
+    <w:p>
+      <w:pPr>
+        <w:jc w:val="both"/>
         <w:rPr>
           <w:rFonts w:ascii="Calibri Light" w:eastAsia="Cambria" w:hAnsi="Calibri Light" w:cs="Calibri Light"/>
         </w:rPr>
-        <w:t>, Case Management, BPM Architecture</w:t>
+      </w:pPr>
+      <w:r>
+        <w:rPr>
+          <w:rFonts w:ascii="Calibri Light" w:eastAsia="Cambria" w:hAnsi="Calibri Light" w:cs="Calibri Light"/>
+        </w:rPr>
+        <w:t>Cloud                      – AWS</w:t>
       </w:r>
     </w:p>
     <w:p>
@@ -1335,7 +1243,7 @@
         <w:rPr>
           <w:rFonts w:ascii="Calibri Light" w:eastAsia="Cambria" w:hAnsi="Calibri Light" w:cs="Calibri Light"/>
         </w:rPr>
-        <w:t>Cloud                      – AWS</w:t>
+        <w:t>Secondary Skills    – JAVA, XML, JavaScript, JSON, HTML, CSS, Angular, Python, Pega Decisioning, ANT Scripts</w:t>
       </w:r>
     </w:p>
     <w:p>
@@ -1349,7 +1257,7 @@
         <w:rPr>
           <w:rFonts w:ascii="Calibri Light" w:eastAsia="Cambria" w:hAnsi="Calibri Light" w:cs="Calibri Light"/>
         </w:rPr>
-        <w:t>Secondary Skills    – JAVA, XML, JavaScript, JSON, HTML, CSS, Angular, Python, Pega Decisioning, ANT Scripts</w:t>
+        <w:t>DB                           – Oracle, Postgres, MS SQL</w:t>
       </w:r>
     </w:p>
     <w:p>
@@ -1363,7 +1271,7 @@
         <w:rPr>
           <w:rFonts w:ascii="Calibri Light" w:eastAsia="Cambria" w:hAnsi="Calibri Light" w:cs="Calibri Light"/>
         </w:rPr>
-        <w:t>DB                           – Oracle, Postgres, MS SQL</w:t>
+        <w:t>Integration            – REST APIs, SOAP APIs, File Integration, DB Integration</w:t>
       </w:r>
     </w:p>
     <w:p>
@@ -1377,30 +1285,8 @@
         <w:rPr>
           <w:rFonts w:ascii="Calibri Light" w:eastAsia="Cambria" w:hAnsi="Calibri Light" w:cs="Calibri Light"/>
         </w:rPr>
-        <w:t>Integration            – REST APIs, SOAP APIs, File Integration, DB Integration</w:t>
-      </w:r>
-    </w:p>
-    <w:p>
-      <w:pPr>
-        <w:jc w:val="both"/>
-        <w:rPr>
-          <w:rFonts w:ascii="Calibri Light" w:eastAsia="Cambria" w:hAnsi="Calibri Light" w:cs="Calibri Light"/>
-        </w:rPr>
-      </w:pPr>
-      <w:r>
-        <w:rPr>
-          <w:rFonts w:ascii="Calibri Light" w:eastAsia="Cambria" w:hAnsi="Calibri Light" w:cs="Calibri Light"/>
-        </w:rPr>
-        <w:t xml:space="preserve">Domains                – Banking, Healthcare, </w:t>
-      </w:r>
-      <w:proofErr w:type="spellStart"/>
-      <w:r>
-        <w:rPr>
-          <w:rFonts w:ascii="Calibri Light" w:eastAsia="Cambria" w:hAnsi="Calibri Light" w:cs="Calibri Light"/>
-        </w:rPr>
-        <w:t>GovTech</w:t>
-      </w:r>
-      <w:proofErr w:type="spellEnd"/>
+        <w:t>Domains                – Banking, Healthcare, GovTech</w:t>
+      </w:r>
     </w:p>
     <w:p>
       <w:pPr>
@@ -1461,6 +1347,44 @@
     </w:sectPr>
   </w:body>
 </w:document>
+</file>
+
+<file path=word/endnotes.xml><?xml version="1.0" encoding="utf-8"?>
+<w:endnotes xmlns:wpc="http://schemas.microsoft.com/office/word/2010/wordprocessingCanvas" xmlns:cx="http://schemas.microsoft.com/office/drawing/2014/chartex" xmlns:cx1="http://schemas.microsoft.com/office/drawing/2015/9/8/chartex" xmlns:cx2="http://schemas.microsoft.com/office/drawing/2015/10/21/chartex" xmlns:cx3="http://schemas.microsoft.com/office/drawing/2016/5/9/chartex" xmlns:cx4="http://schemas.microsoft.com/office/drawing/2016/5/10/chartex" xmlns:cx5="http://schemas.microsoft.com/office/drawing/2016/5/11/chartex" xmlns:cx6="http://schemas.microsoft.com/office/drawing/2016/5/12/chartex" xmlns:cx7="http://schemas.microsoft.com/office/drawing/2016/5/13/chartex" xmlns:cx8="http://schemas.microsoft.com/office/drawing/2016/5/14/chartex" xmlns:mc="http://schemas.openxmlformats.org/markup-compatibility/2006" xmlns:aink="http://schemas.microsoft.com/office/drawing/2016/ink" xmlns:am3d="http://schemas.microsoft.com/office/drawing/2017/model3d" xmlns:o="urn:schemas-microsoft-com:office:office" xmlns:oel="http://schemas.microsoft.com/office/2019/extlst" xmlns:r="http://schemas.openxmlformats.org/officeDocument/2006/relationships" xmlns:m="http://schemas.openxmlformats.org/officeDocument/2006/math" xmlns:v="urn:schemas-microsoft-com:vml" xmlns:wp14="http://schemas.microsoft.com/office/word/2010/wordprocessingDrawing" xmlns:wp="http://schemas.openxmlformats.org/drawingml/2006/wordprocessingDrawing" xmlns:w10="urn:schemas-microsoft-com:office:word" xmlns:w="http://schemas.openxmlformats.org/wordprocessingml/2006/main" xmlns:w14="http://schemas.microsoft.com/office/word/2010/wordml" xmlns:w15="http://schemas.microsoft.com/office/word/2012/wordml" xmlns:w16cex="http://schemas.microsoft.com/office/word/2018/wordml/cex" xmlns:w16cid="http://schemas.microsoft.com/office/word/2016/wordml/cid" xmlns:w16="http://schemas.microsoft.com/office/word/2018/wordml" xmlns:w16du="http://schemas.microsoft.com/office/word/2023/wordml/word16du" xmlns:w16sdtdh="http://schemas.microsoft.com/office/word/2020/wordml/sdtdatahash" xmlns:w16sdtfl="http://schemas.microsoft.com/office/word/2024/wordml/sdtformatlock" xmlns:w16se="http://schemas.microsoft.com/office/word/2015/wordml/symex" xmlns:wpg="http://schemas.microsoft.com/office/word/2010/wordprocessingGroup" xmlns:wpi="http://schemas.microsoft.com/office/word/2010/wordprocessingInk" xmlns:wne="http://schemas.microsoft.com/office/word/2006/wordml" xmlns:wps="http://schemas.microsoft.com/office/word/2010/wordprocessingShape" mc:Ignorable="w14 w15 w16se w16cid w16 w16cex w16sdtdh w16sdtfl w16du wp14">
+  <w:endnote w:type="separator" w:id="-1">
+    <w:p>
+      <w:r>
+        <w:separator/>
+      </w:r>
+    </w:p>
+  </w:endnote>
+  <w:endnote w:type="continuationSeparator" w:id="0">
+    <w:p>
+      <w:r>
+        <w:continuationSeparator/>
+      </w:r>
+    </w:p>
+  </w:endnote>
+</w:endnotes>
+</file>
+
+<file path=word/footnotes.xml><?xml version="1.0" encoding="utf-8"?>
+<w:footnotes xmlns:wpc="http://schemas.microsoft.com/office/word/2010/wordprocessingCanvas" xmlns:cx="http://schemas.microsoft.com/office/drawing/2014/chartex" xmlns:cx1="http://schemas.microsoft.com/office/drawing/2015/9/8/chartex" xmlns:cx2="http://schemas.microsoft.com/office/drawing/2015/10/21/chartex" xmlns:cx3="http://schemas.microsoft.com/office/drawing/2016/5/9/chartex" xmlns:cx4="http://schemas.microsoft.com/office/drawing/2016/5/10/chartex" xmlns:cx5="http://schemas.microsoft.com/office/drawing/2016/5/11/chartex" xmlns:cx6="http://schemas.microsoft.com/office/drawing/2016/5/12/chartex" xmlns:cx7="http://schemas.microsoft.com/office/drawing/2016/5/13/chartex" xmlns:cx8="http://schemas.microsoft.com/office/drawing/2016/5/14/chartex" xmlns:mc="http://schemas.openxmlformats.org/markup-compatibility/2006" xmlns:aink="http://schemas.microsoft.com/office/drawing/2016/ink" xmlns:am3d="http://schemas.microsoft.com/office/drawing/2017/model3d" xmlns:o="urn:schemas-microsoft-com:office:office" xmlns:oel="http://schemas.microsoft.com/office/2019/extlst" xmlns:r="http://schemas.openxmlformats.org/officeDocument/2006/relationships" xmlns:m="http://schemas.openxmlformats.org/officeDocument/2006/math" xmlns:v="urn:schemas-microsoft-com:vml" xmlns:wp14="http://schemas.microsoft.com/office/word/2010/wordprocessingDrawing" xmlns:wp="http://schemas.openxmlformats.org/drawingml/2006/wordprocessingDrawing" xmlns:w10="urn:schemas-microsoft-com:office:word" xmlns:w="http://schemas.openxmlformats.org/wordprocessingml/2006/main" xmlns:w14="http://schemas.microsoft.com/office/word/2010/wordml" xmlns:w15="http://schemas.microsoft.com/office/word/2012/wordml" xmlns:w16cex="http://schemas.microsoft.com/office/word/2018/wordml/cex" xmlns:w16cid="http://schemas.microsoft.com/office/word/2016/wordml/cid" xmlns:w16="http://schemas.microsoft.com/office/word/2018/wordml" xmlns:w16du="http://schemas.microsoft.com/office/word/2023/wordml/word16du" xmlns:w16sdtdh="http://schemas.microsoft.com/office/word/2020/wordml/sdtdatahash" xmlns:w16sdtfl="http://schemas.microsoft.com/office/word/2024/wordml/sdtformatlock" xmlns:w16se="http://schemas.microsoft.com/office/word/2015/wordml/symex" xmlns:wpg="http://schemas.microsoft.com/office/word/2010/wordprocessingGroup" xmlns:wpi="http://schemas.microsoft.com/office/word/2010/wordprocessingInk" xmlns:wne="http://schemas.microsoft.com/office/word/2006/wordml" xmlns:wps="http://schemas.microsoft.com/office/word/2010/wordprocessingShape" mc:Ignorable="w14 w15 w16se w16cid w16 w16cex w16sdtdh w16sdtfl w16du wp14">
+  <w:footnote w:type="separator" w:id="-1">
+    <w:p>
+      <w:r>
+        <w:separator/>
+      </w:r>
+    </w:p>
+  </w:footnote>
+  <w:footnote w:type="continuationSeparator" w:id="0">
+    <w:p>
+      <w:r>
+        <w:continuationSeparator/>
+      </w:r>
+    </w:p>
+  </w:footnote>
+</w:footnotes>
 </file>
 
 <file path=word/numbering.xml><?xml version="1.0" encoding="utf-8"?>
@@ -2208,6 +2132,48 @@
       <w:szCs w:val="20"/>
     </w:rPr>
   </w:style>
+  <w:style w:type="paragraph" w:styleId="Header">
+    <w:name w:val="header"/>
+    <w:basedOn w:val="Normal"/>
+    <w:link w:val="HeaderChar"/>
+    <w:uiPriority w:val="99"/>
+    <w:unhideWhenUsed/>
+    <w:rsid w:val="00063BA5"/>
+    <w:pPr>
+      <w:tabs>
+        <w:tab w:val="center" w:pos="4513"/>
+        <w:tab w:val="right" w:pos="9026"/>
+      </w:tabs>
+    </w:pPr>
+  </w:style>
+  <w:style w:type="character" w:customStyle="1" w:styleId="HeaderChar">
+    <w:name w:val="Header Char"/>
+    <w:basedOn w:val="DefaultParagraphFont"/>
+    <w:link w:val="Header"/>
+    <w:uiPriority w:val="99"/>
+    <w:rsid w:val="00063BA5"/>
+  </w:style>
+  <w:style w:type="paragraph" w:styleId="Footer">
+    <w:name w:val="footer"/>
+    <w:basedOn w:val="Normal"/>
+    <w:link w:val="FooterChar"/>
+    <w:uiPriority w:val="99"/>
+    <w:unhideWhenUsed/>
+    <w:rsid w:val="00063BA5"/>
+    <w:pPr>
+      <w:tabs>
+        <w:tab w:val="center" w:pos="4513"/>
+        <w:tab w:val="right" w:pos="9026"/>
+      </w:tabs>
+    </w:pPr>
+  </w:style>
+  <w:style w:type="character" w:customStyle="1" w:styleId="FooterChar">
+    <w:name w:val="Footer Char"/>
+    <w:basedOn w:val="DefaultParagraphFont"/>
+    <w:link w:val="Footer"/>
+    <w:uiPriority w:val="99"/>
+    <w:rsid w:val="00063BA5"/>
+  </w:style>
 </w:styles>
 </file>
 
